--- a/DBTUNING/ch23_기간비교_ComparePeriods/ch23_실습문제_추가서술형_정답.docx
+++ b/DBTUNING/ch23_기간비교_ComparePeriods/ch23_실습문제_추가서술형_정답.docx
@@ -7,7 +7,7 @@
         <w:pStyle w:val="Heading1"/>
       </w:pPr>
       <w:r>
-        <w:t>제11장  기간 비교 — 추가 실습문제 정답(모범답안 및 채점포인트)</w:t>
+        <w:t>제ch23  기간 비교 — 추가 실습문제 정답(모범답안 및 채점포인트)</w:t>
       </w:r>
     </w:p>
     <w:p>
@@ -295,7 +295,7 @@
           <w:b w:val="0"/>
           <w:sz w:val="21"/>
         </w:rPr>
-        <w:t>고정 베이스라인은 사람이 지정한 대표 평시 구간(한 순간의 사진)으로, 배포·패치 전후 기준점에 쓴다. 이동 윈도우 베이스라인은 최근 N일의 평시 분포를 자동으로 유지하며(SYSTEM_MOVING_WINDOW), 그 분포가 적응형 임계값의 근거가 되어 12장의 메트릭 경보에서 '평시 대비 비정상'을 자동 판정하는 데 쓰인다.</w:t>
+        <w:t>고정 베이스라인은 사람이 지정한 대표 평시 구간(한 순간의 사진)으로, 배포·패치 전후 기준점에 쓴다. 이동 윈도우 베이스라인은 최근 N일의 평시 분포를 자동으로 유지하며(SYSTEM_MOVING_WINDOW), 그 분포가 적응형 임계값의 근거가 되어 ch28의 메트릭 경보에서 '평시 대비 비정상'을 자동 판정하는 데 쓰인다.</w:t>
       </w:r>
     </w:p>
     <w:p>
@@ -305,7 +305,7 @@
           <w:b w:val="0"/>
           <w:sz w:val="21"/>
         </w:rPr>
-        <w:t>채점 포인트: ① 고정=사람 지정 사진, 전후 비교 / ② 이동 윈도우=자동 평시 분포 / ③ 적응형 임계값 근거 / ④ 12장 경보 연결</w:t>
+        <w:t>채점 포인트: ① 고정=사람 지정 사진, 전후 비교 / ② 이동 윈도우=자동 평시 분포 / ③ 적응형 임계값 근거 / ④ ch28 경보 연결</w:t>
       </w:r>
     </w:p>
     <w:p>
@@ -711,7 +711,7 @@
           <w:b w:val="0"/>
           <w:sz w:val="21"/>
         </w:rPr>
-        <w:t>증상: 초당 하드 파싱 급증. 확인: Load Profile에서 Hard parses의 초당값과 트랜잭션당값을 함께 본다(또는 V$SYSSTAT parse count (hard) 델타를 트랜잭션 수로 나눔). 판정 기준: 트랜잭션당 하드 파싱이 늘었으면 진짜 파싱 문제(바인드 미사용 등), 그대로면 부하 증가의 부수효과. 조치: 진짜 문제면 바인드 변수화·CURSOR_SHARING 검토(18장), 부수효과면 조치 불필요. 재확인: 트랜잭션당 하드 파싱이 목표 이하인지 재측정.</w:t>
+        <w:t>증상: 초당 하드 파싱 급증. 확인: Load Profile에서 Hard parses의 초당값과 트랜잭션당값을 함께 본다(또는 V$SYSSTAT parse count (hard) 델타를 트랜잭션 수로 나눔). 판정 기준: 트랜잭션당 하드 파싱이 늘었으면 진짜 파싱 문제(바인드 미사용 등), 그대로면 부하 증가의 부수효과. 조치: 진짜 문제면 바인드 변수화·CURSOR_SHARING 검토(ch32), 부수효과면 조치 불필요. 재확인: 트랜잭션당 하드 파싱이 목표 이하인지 재측정.</w:t>
       </w:r>
     </w:p>
     <w:p>

--- a/DBTUNING/ch23_기간비교_ComparePeriods/ch23_실습문제_추가서술형_정답.docx
+++ b/DBTUNING/ch23_기간비교_ComparePeriods/ch23_실습문제_추가서술형_정답.docx
@@ -7,7 +7,7 @@
         <w:pStyle w:val="Heading1"/>
       </w:pPr>
       <w:r>
-        <w:t>제ch23  기간 비교 — 추가 실습문제 정답(모범답안 및 채점포인트)</w:t>
+        <w:t>ch23  기간 비교 — 추가 실습문제 정답(모범답안 및 채점포인트)</w:t>
       </w:r>
     </w:p>
     <w:p>
